--- a/website_pds_java/RoadMap.docx
+++ b/website_pds_java/RoadMap.docx
@@ -8,11 +8,15 @@
         <w:jc w:val="center"/>
         <w:rPr>
           <w:rFonts w:asciiTheme="minorHAnsi" w:hAnsiTheme="minorHAnsi"/>
+          <w:sz w:val="32"/>
+          <w:szCs w:val="32"/>
         </w:rPr>
       </w:pPr>
       <w:r>
         <w:rPr>
           <w:rFonts w:asciiTheme="minorHAnsi" w:hAnsiTheme="minorHAnsi"/>
+          <w:sz w:val="32"/>
+          <w:szCs w:val="32"/>
         </w:rPr>
         <w:t>Roadmap</w:t>
       </w:r>
@@ -20,14 +24,26 @@
     <w:p>
       <w:pPr>
         <w:spacing w:after="120" w:line="240" w:lineRule="auto"/>
-      </w:pPr>
-      <w:r>
+        <w:rPr>
+          <w:sz w:val="32"/>
+          <w:szCs w:val="32"/>
+        </w:rPr>
+      </w:pPr>
+      <w:r>
+        <w:rPr>
+          <w:sz w:val="32"/>
+          <w:szCs w:val="32"/>
+        </w:rPr>
         <w:t>This structured, step-by-step roadmap will take you from installation to writing your own programs.</w:t>
       </w:r>
     </w:p>
     <w:p>
       <w:pPr>
         <w:spacing w:after="120" w:line="240" w:lineRule="auto"/>
+        <w:rPr>
+          <w:sz w:val="32"/>
+          <w:szCs w:val="32"/>
+        </w:rPr>
       </w:pPr>
     </w:p>
     <w:p>
@@ -36,29 +52,43 @@
         <w:rPr>
           <w:b/>
           <w:bCs/>
+          <w:sz w:val="32"/>
+          <w:szCs w:val="32"/>
         </w:rPr>
       </w:pPr>
       <w:r>
         <w:rPr>
           <w:b/>
           <w:bCs/>
-        </w:rPr>
-        <w:t>Day</w:t>
+          <w:sz w:val="32"/>
+          <w:szCs w:val="32"/>
+        </w:rPr>
+        <w:t>Section 1</w:t>
       </w:r>
       <w:r>
         <w:rPr>
           <w:b/>
           <w:bCs/>
-        </w:rPr>
-        <w:t xml:space="preserve"> 1: Set Up Your Tools</w:t>
+          <w:sz w:val="32"/>
+          <w:szCs w:val="32"/>
+        </w:rPr>
+        <w:t>: Set Up Your Tools</w:t>
       </w:r>
     </w:p>
     <w:p>
       <w:pPr>
         <w:spacing w:after="0" w:line="240" w:lineRule="auto"/>
         <w:contextualSpacing/>
-      </w:pPr>
-      <w:r>
+        <w:rPr>
+          <w:sz w:val="32"/>
+          <w:szCs w:val="32"/>
+        </w:rPr>
+      </w:pPr>
+      <w:r>
+        <w:rPr>
+          <w:sz w:val="32"/>
+          <w:szCs w:val="32"/>
+        </w:rPr>
         <w:t>Before writing code, you need an environment to run it</w:t>
       </w:r>
     </w:p>
@@ -70,32 +100,56 @@
         </w:numPr>
         <w:spacing w:after="0" w:line="240" w:lineRule="auto"/>
         <w:contextualSpacing/>
+        <w:rPr>
+          <w:sz w:val="32"/>
+          <w:szCs w:val="32"/>
+        </w:rPr>
       </w:pPr>
       <w:r>
         <w:rPr>
           <w:b/>
           <w:bCs/>
+          <w:sz w:val="32"/>
+          <w:szCs w:val="32"/>
         </w:rPr>
         <w:t>Install the JDK:</w:t>
       </w:r>
       <w:r>
+        <w:rPr>
+          <w:sz w:val="32"/>
+          <w:szCs w:val="32"/>
+        </w:rPr>
         <w:t xml:space="preserve"> Download the latest </w:t>
       </w:r>
       <w:hyperlink r:id="rId7" w:tgtFrame="_blank" w:history="1">
         <w:r>
           <w:rPr>
             <w:rStyle w:val="Hyperlink"/>
+            <w:sz w:val="32"/>
+            <w:szCs w:val="32"/>
           </w:rPr>
           <w:t>Oracle Java Development Kit (JDK)</w:t>
         </w:r>
       </w:hyperlink>
       <w:r>
+        <w:rPr>
+          <w:sz w:val="32"/>
+          <w:szCs w:val="32"/>
+        </w:rPr>
         <w:t xml:space="preserve">. </w:t>
       </w:r>
       <w:r>
+        <w:rPr>
+          <w:sz w:val="32"/>
+          <w:szCs w:val="32"/>
+        </w:rPr>
         <w:t>JDK</w:t>
       </w:r>
       <w:r>
+        <w:rPr>
+          <w:sz w:val="32"/>
+          <w:szCs w:val="32"/>
+        </w:rPr>
         <w:t xml:space="preserve"> translates your code into a language your computer understands. </w:t>
       </w:r>
     </w:p>
@@ -107,75 +161,181 @@
         </w:numPr>
         <w:spacing w:after="0" w:line="240" w:lineRule="auto"/>
         <w:contextualSpacing/>
+        <w:rPr>
+          <w:sz w:val="32"/>
+          <w:szCs w:val="32"/>
+        </w:rPr>
       </w:pPr>
       <w:r>
         <w:rPr>
           <w:b/>
           <w:bCs/>
+          <w:sz w:val="32"/>
+          <w:szCs w:val="32"/>
         </w:rPr>
         <w:t>Get an IDE:</w:t>
       </w:r>
       <w:r>
+        <w:rPr>
+          <w:sz w:val="32"/>
+          <w:szCs w:val="32"/>
+        </w:rPr>
         <w:t xml:space="preserve"> Download an Integrated Development Environment (IDE) to write your code. </w:t>
       </w:r>
       <w:r>
+        <w:rPr>
+          <w:sz w:val="32"/>
+          <w:szCs w:val="32"/>
+        </w:rPr>
         <w:t>in</w:t>
       </w:r>
       <w:r>
+        <w:rPr>
+          <w:sz w:val="32"/>
+          <w:szCs w:val="32"/>
+        </w:rPr>
         <w:t xml:space="preserve"> include </w:t>
       </w:r>
       <w:hyperlink r:id="rId8" w:tgtFrame="_blank" w:history="1">
         <w:r>
           <w:rPr>
             <w:rStyle w:val="Hyperlink"/>
+            <w:sz w:val="32"/>
+            <w:szCs w:val="32"/>
           </w:rPr>
           <w:t>Microsoft VS Code</w:t>
         </w:r>
       </w:hyperlink>
       <w:r>
+        <w:rPr>
+          <w:sz w:val="32"/>
+          <w:szCs w:val="32"/>
+        </w:rPr>
         <w:t xml:space="preserve"> </w:t>
       </w:r>
       <w:r>
+        <w:rPr>
+          <w:sz w:val="32"/>
+          <w:szCs w:val="32"/>
+        </w:rPr>
         <w:t>with Java pack.</w:t>
       </w:r>
     </w:p>
     <w:p>
       <w:pPr>
-        <w:spacing w:after="120" w:line="240" w:lineRule="auto"/>
-      </w:pPr>
-      <w:r>
-        <w:t>------------------------------------------------------------------------------------------------------------------------------------</w:t>
-      </w:r>
+        <w:numPr>
+          <w:ilvl w:val="0"/>
+          <w:numId w:val="1"/>
+        </w:numPr>
+        <w:spacing w:after="0" w:line="240" w:lineRule="auto"/>
+        <w:contextualSpacing/>
+        <w:rPr>
+          <w:sz w:val="32"/>
+          <w:szCs w:val="32"/>
+        </w:rPr>
+      </w:pPr>
+      <w:r>
+        <w:rPr>
+          <w:sz w:val="32"/>
+          <w:szCs w:val="32"/>
+        </w:rPr>
+        <w:t xml:space="preserve">Use the unified "Coding Pack for Java" installer (available for Windows and macOS) to gets </w:t>
+      </w:r>
+      <w:r>
+        <w:rPr>
+          <w:b/>
+          <w:bCs/>
+          <w:sz w:val="32"/>
+          <w:szCs w:val="32"/>
+          <w:highlight w:val="yellow"/>
+        </w:rPr>
+        <w:t>VS Code (IDE), the JDK, and crucial extensions simultaneously</w:t>
+      </w:r>
+      <w:r>
+        <w:rPr>
+          <w:sz w:val="32"/>
+          <w:szCs w:val="32"/>
+        </w:rPr>
+        <w:t>.</w:t>
+      </w:r>
+      <w:r>
+        <w:rPr>
+          <w:sz w:val="32"/>
+          <w:szCs w:val="32"/>
+        </w:rPr>
+        <w:br/>
+        <w:t xml:space="preserve">Download and install from: </w:t>
+      </w:r>
+      <w:hyperlink r:id="rId9" w:anchor="_setting-up-vs-code-for-java-development" w:history="1">
+        <w:r>
+          <w:rPr>
+            <w:rStyle w:val="Hyperlink"/>
+            <w:sz w:val="32"/>
+            <w:szCs w:val="32"/>
+          </w:rPr>
+          <w:t>https://code.visualstudio.com/docs/java/java-tutorial#_setting-up-vs-code-for-java-development</w:t>
+        </w:r>
+      </w:hyperlink>
     </w:p>
     <w:p>
       <w:pPr>
         <w:spacing w:after="120" w:line="240" w:lineRule="auto"/>
         <w:rPr>
+          <w:sz w:val="32"/>
+          <w:szCs w:val="32"/>
+        </w:rPr>
+      </w:pPr>
+      <w:r>
+        <w:rPr>
+          <w:sz w:val="32"/>
+          <w:szCs w:val="32"/>
+        </w:rPr>
+        <w:t>---------------------------------------------------------------------------------------------------</w:t>
+      </w:r>
+    </w:p>
+    <w:p>
+      <w:pPr>
+        <w:spacing w:after="120" w:line="240" w:lineRule="auto"/>
+        <w:rPr>
           <w:b/>
           <w:bCs/>
+          <w:sz w:val="32"/>
+          <w:szCs w:val="32"/>
         </w:rPr>
       </w:pPr>
       <w:r>
         <w:rPr>
           <w:b/>
           <w:bCs/>
-        </w:rPr>
-        <w:t>Day</w:t>
+          <w:sz w:val="32"/>
+          <w:szCs w:val="32"/>
+        </w:rPr>
+        <w:t xml:space="preserve">Section </w:t>
       </w:r>
       <w:r>
         <w:rPr>
           <w:b/>
           <w:bCs/>
-        </w:rPr>
-        <w:t xml:space="preserve"> 2: Learn Core Syntax</w:t>
+          <w:sz w:val="32"/>
+          <w:szCs w:val="32"/>
+        </w:rPr>
+        <w:t>2: Learn Core Syntax</w:t>
       </w:r>
     </w:p>
     <w:p>
       <w:pPr>
         <w:spacing w:after="0" w:line="240" w:lineRule="auto"/>
         <w:contextualSpacing/>
-      </w:pPr>
-      <w:r>
+        <w:rPr>
+          <w:sz w:val="32"/>
+          <w:szCs w:val="32"/>
+        </w:rPr>
+      </w:pPr>
+      <w:r>
+        <w:rPr>
+          <w:sz w:val="32"/>
+          <w:szCs w:val="32"/>
+        </w:rPr>
         <w:t xml:space="preserve">Start by learning how a basic program is structured. Every runnable Java program requires a primary entryway called the main method. Your initial checklist should include: </w:t>
       </w:r>
     </w:p>
@@ -187,15 +347,25 @@
         </w:numPr>
         <w:spacing w:after="0" w:line="240" w:lineRule="auto"/>
         <w:contextualSpacing/>
+        <w:rPr>
+          <w:sz w:val="32"/>
+          <w:szCs w:val="32"/>
+        </w:rPr>
       </w:pPr>
       <w:r>
         <w:rPr>
           <w:b/>
           <w:bCs/>
+          <w:sz w:val="32"/>
+          <w:szCs w:val="32"/>
         </w:rPr>
         <w:t>Variables:</w:t>
       </w:r>
       <w:r>
+        <w:rPr>
+          <w:sz w:val="32"/>
+          <w:szCs w:val="32"/>
+        </w:rPr>
         <w:t xml:space="preserve"> Containers that hold data, like numbers or text.</w:t>
       </w:r>
     </w:p>
@@ -207,11 +377,17 @@
         </w:numPr>
         <w:spacing w:after="0" w:line="240" w:lineRule="auto"/>
         <w:contextualSpacing/>
+        <w:rPr>
+          <w:sz w:val="32"/>
+          <w:szCs w:val="32"/>
+        </w:rPr>
       </w:pPr>
       <w:r>
         <w:rPr>
           <w:b/>
           <w:bCs/>
+          <w:sz w:val="32"/>
+          <w:szCs w:val="32"/>
         </w:rPr>
         <w:t xml:space="preserve">Data </w:t>
       </w:r>
@@ -219,6 +395,8 @@
         <w:rPr>
           <w:b/>
           <w:bCs/>
+          <w:sz w:val="32"/>
+          <w:szCs w:val="32"/>
         </w:rPr>
         <w:t>R</w:t>
       </w:r>
@@ -226,6 +404,8 @@
         <w:rPr>
           <w:b/>
           <w:bCs/>
+          <w:sz w:val="32"/>
+          <w:szCs w:val="32"/>
         </w:rPr>
         <w:t>epresentation</w:t>
       </w:r>
@@ -233,20 +413,24 @@
         <w:rPr>
           <w:b/>
           <w:bCs/>
+          <w:sz w:val="32"/>
+          <w:szCs w:val="32"/>
         </w:rPr>
         <w:t>:</w:t>
       </w:r>
       <w:r>
+        <w:rPr>
+          <w:sz w:val="32"/>
+          <w:szCs w:val="32"/>
+        </w:rPr>
         <w:t xml:space="preserve"> Bit, Byte,</w:t>
       </w:r>
       <w:r>
-        <w:t xml:space="preserve"> and HexDe</w:t>
-      </w:r>
-      <w:r>
-        <w:t>c</w:t>
-      </w:r>
-      <w:r>
-        <w:t>imal usage.</w:t>
+        <w:rPr>
+          <w:sz w:val="32"/>
+          <w:szCs w:val="32"/>
+        </w:rPr>
+        <w:t xml:space="preserve"> and HexDecimal usage.</w:t>
       </w:r>
     </w:p>
     <w:p>
@@ -257,15 +441,25 @@
         </w:numPr>
         <w:spacing w:after="0" w:line="240" w:lineRule="auto"/>
         <w:contextualSpacing/>
+        <w:rPr>
+          <w:sz w:val="32"/>
+          <w:szCs w:val="32"/>
+        </w:rPr>
       </w:pPr>
       <w:r>
         <w:rPr>
           <w:b/>
           <w:bCs/>
+          <w:sz w:val="32"/>
+          <w:szCs w:val="32"/>
         </w:rPr>
         <w:t>Data Types:</w:t>
       </w:r>
       <w:r>
+        <w:rPr>
+          <w:sz w:val="32"/>
+          <w:szCs w:val="32"/>
+        </w:rPr>
         <w:t xml:space="preserve"> Differences between integers (int), decimals (double), characters (char), and true/false statements (boolean).</w:t>
       </w:r>
     </w:p>
@@ -277,15 +471,25 @@
         </w:numPr>
         <w:spacing w:after="0" w:line="240" w:lineRule="auto"/>
         <w:contextualSpacing/>
+        <w:rPr>
+          <w:sz w:val="32"/>
+          <w:szCs w:val="32"/>
+        </w:rPr>
       </w:pPr>
       <w:r>
         <w:rPr>
           <w:b/>
           <w:bCs/>
+          <w:sz w:val="32"/>
+          <w:szCs w:val="32"/>
         </w:rPr>
         <w:t>Control Flow:</w:t>
       </w:r>
       <w:r>
+        <w:rPr>
+          <w:sz w:val="32"/>
+          <w:szCs w:val="32"/>
+        </w:rPr>
         <w:t xml:space="preserve"> Using if/else conditions to make decisions.</w:t>
       </w:r>
     </w:p>
@@ -297,51 +501,123 @@
         </w:numPr>
         <w:spacing w:after="0" w:line="240" w:lineRule="auto"/>
         <w:contextualSpacing/>
+        <w:rPr>
+          <w:sz w:val="32"/>
+          <w:szCs w:val="32"/>
+        </w:rPr>
       </w:pPr>
       <w:r>
         <w:rPr>
           <w:b/>
           <w:bCs/>
+          <w:sz w:val="32"/>
+          <w:szCs w:val="32"/>
         </w:rPr>
         <w:t>Loops:</w:t>
       </w:r>
       <w:r>
+        <w:rPr>
+          <w:sz w:val="32"/>
+          <w:szCs w:val="32"/>
+        </w:rPr>
         <w:t xml:space="preserve"> Using </w:t>
       </w:r>
       <w:r>
+        <w:rPr>
+          <w:sz w:val="32"/>
+          <w:szCs w:val="32"/>
+        </w:rPr>
         <w:t xml:space="preserve">for, </w:t>
       </w:r>
       <w:r>
+        <w:rPr>
+          <w:sz w:val="32"/>
+          <w:szCs w:val="32"/>
+        </w:rPr>
         <w:t xml:space="preserve">while loops to repeat tasks automatically. </w:t>
       </w:r>
     </w:p>
     <w:p>
       <w:pPr>
         <w:spacing w:after="120" w:line="240" w:lineRule="auto"/>
-      </w:pPr>
-      <w:r>
-        <w:t>------------------------------------------------------------------------------------------------------------------------------------</w:t>
+        <w:rPr>
+          <w:sz w:val="32"/>
+          <w:szCs w:val="32"/>
+        </w:rPr>
+      </w:pPr>
+      <w:r>
+        <w:rPr>
+          <w:sz w:val="32"/>
+          <w:szCs w:val="32"/>
+        </w:rPr>
+        <w:t>---------------------------------------------------------------------------------------------------</w:t>
       </w:r>
     </w:p>
     <w:p>
       <w:pPr>
         <w:spacing w:after="120" w:line="240" w:lineRule="auto"/>
         <w:rPr>
+          <w:sz w:val="32"/>
+          <w:szCs w:val="32"/>
+        </w:rPr>
+      </w:pPr>
+    </w:p>
+    <w:p>
+      <w:pPr>
+        <w:spacing w:after="120" w:line="240" w:lineRule="auto"/>
+        <w:rPr>
+          <w:sz w:val="32"/>
+          <w:szCs w:val="32"/>
+        </w:rPr>
+      </w:pPr>
+    </w:p>
+    <w:p>
+      <w:pPr>
+        <w:spacing w:after="120" w:line="240" w:lineRule="auto"/>
+        <w:rPr>
           <w:b/>
           <w:bCs/>
-        </w:rPr>
-      </w:pPr>
-      <w:r>
+          <w:sz w:val="32"/>
+          <w:szCs w:val="32"/>
+        </w:rPr>
+      </w:pPr>
+    </w:p>
+    <w:p>
+      <w:pPr>
+        <w:spacing w:after="120" w:line="240" w:lineRule="auto"/>
         <w:rPr>
           <w:b/>
           <w:bCs/>
-        </w:rPr>
-        <w:t>Day</w:t>
-      </w:r>
-      <w:r>
+          <w:sz w:val="32"/>
+          <w:szCs w:val="32"/>
+        </w:rPr>
+      </w:pPr>
+    </w:p>
+    <w:p>
+      <w:pPr>
+        <w:spacing w:after="120" w:line="240" w:lineRule="auto"/>
         <w:rPr>
           <w:b/>
           <w:bCs/>
+          <w:sz w:val="32"/>
+          <w:szCs w:val="32"/>
+        </w:rPr>
+      </w:pPr>
+      <w:r>
+        <w:rPr>
+          <w:b/>
+          <w:bCs/>
+          <w:sz w:val="32"/>
+          <w:szCs w:val="32"/>
+        </w:rPr>
+        <w:t>Section</w:t>
+      </w:r>
+      <w:r>
+        <w:rPr>
+          <w:b/>
+          <w:bCs/>
+          <w:sz w:val="32"/>
+          <w:szCs w:val="32"/>
         </w:rPr>
         <w:t xml:space="preserve"> 3: Understand Object-Oriented Programming (OOP)</w:t>
       </w:r>
@@ -350,8 +626,16 @@
       <w:pPr>
         <w:spacing w:after="0" w:line="240" w:lineRule="auto"/>
         <w:contextualSpacing/>
-      </w:pPr>
-      <w:r>
+        <w:rPr>
+          <w:sz w:val="32"/>
+          <w:szCs w:val="32"/>
+        </w:rPr>
+      </w:pPr>
+      <w:r>
+        <w:rPr>
+          <w:sz w:val="32"/>
+          <w:szCs w:val="32"/>
+        </w:rPr>
         <w:t>Java is fundamentally built on OOP. This means you organize your code into modular, reusable blocks. Master these four pillars:</w:t>
       </w:r>
     </w:p>
@@ -363,15 +647,25 @@
         </w:numPr>
         <w:spacing w:after="0" w:line="240" w:lineRule="auto"/>
         <w:contextualSpacing/>
+        <w:rPr>
+          <w:sz w:val="32"/>
+          <w:szCs w:val="32"/>
+        </w:rPr>
       </w:pPr>
       <w:r>
         <w:rPr>
           <w:b/>
           <w:bCs/>
+          <w:sz w:val="32"/>
+          <w:szCs w:val="32"/>
         </w:rPr>
         <w:t>Classes &amp; Objects:</w:t>
       </w:r>
       <w:r>
+        <w:rPr>
+          <w:sz w:val="32"/>
+          <w:szCs w:val="32"/>
+        </w:rPr>
         <w:t xml:space="preserve"> A class is a blueprint, and an object is the actual thing you build from it.</w:t>
       </w:r>
     </w:p>
@@ -383,15 +677,25 @@
         </w:numPr>
         <w:spacing w:after="0" w:line="240" w:lineRule="auto"/>
         <w:contextualSpacing/>
+        <w:rPr>
+          <w:sz w:val="32"/>
+          <w:szCs w:val="32"/>
+        </w:rPr>
       </w:pPr>
       <w:r>
         <w:rPr>
           <w:b/>
           <w:bCs/>
+          <w:sz w:val="32"/>
+          <w:szCs w:val="32"/>
         </w:rPr>
         <w:t>Inheritance:</w:t>
       </w:r>
       <w:r>
+        <w:rPr>
+          <w:sz w:val="32"/>
+          <w:szCs w:val="32"/>
+        </w:rPr>
         <w:t xml:space="preserve"> Letting a new class adopt the properties of an existing class.</w:t>
       </w:r>
     </w:p>
@@ -403,15 +707,25 @@
         </w:numPr>
         <w:spacing w:after="0" w:line="240" w:lineRule="auto"/>
         <w:contextualSpacing/>
+        <w:rPr>
+          <w:sz w:val="32"/>
+          <w:szCs w:val="32"/>
+        </w:rPr>
       </w:pPr>
       <w:r>
         <w:rPr>
           <w:b/>
           <w:bCs/>
+          <w:sz w:val="32"/>
+          <w:szCs w:val="32"/>
         </w:rPr>
         <w:t>Polymorphism:</w:t>
       </w:r>
       <w:r>
+        <w:rPr>
+          <w:sz w:val="32"/>
+          <w:szCs w:val="32"/>
+        </w:rPr>
         <w:t xml:space="preserve"> Allowing different classes to be treated as the same general type.</w:t>
       </w:r>
     </w:p>
@@ -423,24 +737,42 @@
         </w:numPr>
         <w:spacing w:after="0" w:line="240" w:lineRule="auto"/>
         <w:contextualSpacing/>
+        <w:rPr>
+          <w:sz w:val="32"/>
+          <w:szCs w:val="32"/>
+        </w:rPr>
       </w:pPr>
       <w:r>
         <w:rPr>
           <w:b/>
           <w:bCs/>
+          <w:sz w:val="32"/>
+          <w:szCs w:val="32"/>
         </w:rPr>
         <w:t>Encapsulation:</w:t>
       </w:r>
       <w:r>
+        <w:rPr>
+          <w:sz w:val="32"/>
+          <w:szCs w:val="32"/>
+        </w:rPr>
         <w:t xml:space="preserve"> Hiding data inside a class to keep it safe from outside interference. </w:t>
       </w:r>
     </w:p>
     <w:p>
       <w:pPr>
         <w:spacing w:after="120" w:line="240" w:lineRule="auto"/>
-      </w:pPr>
-      <w:r>
-        <w:t>-----------------------------------------------------------------------------------------------------------------------------------</w:t>
+        <w:rPr>
+          <w:sz w:val="32"/>
+          <w:szCs w:val="32"/>
+        </w:rPr>
+      </w:pPr>
+      <w:r>
+        <w:rPr>
+          <w:sz w:val="32"/>
+          <w:szCs w:val="32"/>
+        </w:rPr>
+        <w:t>---------------------------------------------------------------------------------------------------</w:t>
       </w:r>
     </w:p>
     <w:p>
@@ -449,19 +781,25 @@
         <w:rPr>
           <w:b/>
           <w:bCs/>
+          <w:sz w:val="32"/>
+          <w:szCs w:val="32"/>
         </w:rPr>
       </w:pPr>
       <w:r>
         <w:rPr>
           <w:b/>
           <w:bCs/>
-        </w:rPr>
-        <w:t>Phase</w:t>
+          <w:sz w:val="32"/>
+          <w:szCs w:val="32"/>
+        </w:rPr>
+        <w:t>Section</w:t>
       </w:r>
       <w:r>
         <w:rPr>
           <w:b/>
           <w:bCs/>
+          <w:sz w:val="32"/>
+          <w:szCs w:val="32"/>
         </w:rPr>
         <w:t xml:space="preserve"> </w:t>
       </w:r>
@@ -469,6 +807,8 @@
         <w:rPr>
           <w:b/>
           <w:bCs/>
+          <w:sz w:val="32"/>
+          <w:szCs w:val="32"/>
         </w:rPr>
         <w:t>4</w:t>
       </w:r>
@@ -476,102 +816,146 @@
         <w:rPr>
           <w:b/>
           <w:bCs/>
-        </w:rPr>
-        <w:t xml:space="preserve">: </w:t>
-      </w:r>
-      <w:r>
+          <w:sz w:val="32"/>
+          <w:szCs w:val="32"/>
+        </w:rPr>
+        <w:t>: Mini project</w:t>
+      </w:r>
+    </w:p>
+    <w:p>
+      <w:pPr>
+        <w:spacing w:after="120" w:line="240" w:lineRule="auto"/>
+        <w:rPr>
+          <w:sz w:val="32"/>
+          <w:szCs w:val="32"/>
+        </w:rPr>
+      </w:pPr>
+      <w:r>
+        <w:rPr>
+          <w:sz w:val="32"/>
+          <w:szCs w:val="32"/>
+        </w:rPr>
+        <w:t>Build a Student Grade &amp; Honor Roll Tracker</w:t>
+      </w:r>
+    </w:p>
+    <w:p>
+      <w:pPr>
+        <w:spacing w:after="120" w:line="240" w:lineRule="auto"/>
+        <w:rPr>
+          <w:sz w:val="32"/>
+          <w:szCs w:val="32"/>
+        </w:rPr>
+      </w:pPr>
+      <w:r>
+        <w:rPr>
+          <w:sz w:val="32"/>
+          <w:szCs w:val="32"/>
+        </w:rPr>
+        <w:t>---------------------------------------------------------------------------------------------------</w:t>
+      </w:r>
+    </w:p>
+    <w:p>
+      <w:pPr>
+        <w:spacing w:after="120" w:line="240" w:lineRule="auto"/>
         <w:rPr>
           <w:b/>
           <w:bCs/>
-        </w:rPr>
-        <w:t>Mini project</w:t>
+          <w:sz w:val="32"/>
+          <w:szCs w:val="32"/>
+        </w:rPr>
+      </w:pPr>
+      <w:r>
+        <w:rPr>
+          <w:b/>
+          <w:bCs/>
+          <w:sz w:val="32"/>
+          <w:szCs w:val="32"/>
+        </w:rPr>
+        <w:t>Section</w:t>
+      </w:r>
+      <w:r>
+        <w:rPr>
+          <w:b/>
+          <w:bCs/>
+          <w:sz w:val="32"/>
+          <w:szCs w:val="32"/>
+        </w:rPr>
+        <w:t xml:space="preserve"> </w:t>
+      </w:r>
+      <w:r>
+        <w:rPr>
+          <w:b/>
+          <w:bCs/>
+          <w:sz w:val="32"/>
+          <w:szCs w:val="32"/>
+        </w:rPr>
+        <w:t>5</w:t>
+      </w:r>
+      <w:r>
+        <w:rPr>
+          <w:b/>
+          <w:bCs/>
+          <w:sz w:val="32"/>
+          <w:szCs w:val="32"/>
+        </w:rPr>
+        <w:t xml:space="preserve">: </w:t>
+      </w:r>
+      <w:r>
+        <w:rPr>
+          <w:b/>
+          <w:bCs/>
+          <w:sz w:val="32"/>
+          <w:szCs w:val="32"/>
+        </w:rPr>
+        <w:t>Git and GitHub basics</w:t>
       </w:r>
     </w:p>
     <w:p>
       <w:pPr>
-        <w:spacing w:after="120" w:line="240" w:lineRule="auto"/>
-      </w:pPr>
-      <w:r>
-        <w:t>B</w:t>
-      </w:r>
-      <w:r>
-        <w:t>uild a Student Grade &amp; Honor Roll Tracker</w:t>
+        <w:spacing w:after="0" w:line="240" w:lineRule="auto"/>
+        <w:contextualSpacing/>
+        <w:rPr>
+          <w:sz w:val="32"/>
+          <w:szCs w:val="32"/>
+        </w:rPr>
+      </w:pPr>
+      <w:r>
+        <w:rPr>
+          <w:sz w:val="32"/>
+          <w:szCs w:val="32"/>
+        </w:rPr>
+        <w:t xml:space="preserve"> </w:t>
+      </w:r>
+      <w:r>
+        <w:rPr>
+          <w:sz w:val="32"/>
+          <w:szCs w:val="32"/>
+        </w:rPr>
+        <w:t>Install Git, GitHub desktop, Bash commands and Git commands, Local and remote repository.</w:t>
       </w:r>
     </w:p>
     <w:p>
       <w:pPr>
-        <w:spacing w:after="120" w:line="240" w:lineRule="auto"/>
-      </w:pPr>
-      <w:r>
-        <w:t>-----------------------------------------------------------------------------------------------------------------------------------</w:t>
-      </w:r>
+        <w:spacing w:after="0" w:line="240" w:lineRule="auto"/>
+        <w:contextualSpacing/>
+        <w:rPr>
+          <w:sz w:val="32"/>
+          <w:szCs w:val="32"/>
+        </w:rPr>
+      </w:pPr>
     </w:p>
     <w:p>
       <w:pPr>
         <w:spacing w:after="120" w:line="240" w:lineRule="auto"/>
         <w:rPr>
-          <w:b/>
-          <w:bCs/>
-        </w:rPr>
-      </w:pPr>
-      <w:r>
-        <w:rPr>
-          <w:b/>
-          <w:bCs/>
-        </w:rPr>
-        <w:t xml:space="preserve">Phase </w:t>
-      </w:r>
-      <w:r>
-        <w:rPr>
-          <w:b/>
-          <w:bCs/>
-        </w:rPr>
-        <w:t>5</w:t>
-      </w:r>
-      <w:r>
-        <w:rPr>
-          <w:b/>
-          <w:bCs/>
-        </w:rPr>
-        <w:t xml:space="preserve">: </w:t>
-      </w:r>
-      <w:r>
-        <w:rPr>
-          <w:b/>
-          <w:bCs/>
-        </w:rPr>
-        <w:t>Git and GitHub basics</w:t>
-      </w:r>
-    </w:p>
-    <w:p>
-      <w:pPr>
-        <w:spacing w:after="0" w:line="240" w:lineRule="auto"/>
-        <w:contextualSpacing/>
-      </w:pPr>
-      <w:r>
-        <w:t xml:space="preserve"> </w:t>
-      </w:r>
-      <w:r>
-        <w:t>Install Git, GitHub desktop, Bash commands and Git commands, Local and remote repository</w:t>
-      </w:r>
-      <w:r>
-        <w:t>.</w:t>
-      </w:r>
-    </w:p>
-    <w:p>
-      <w:pPr>
-        <w:spacing w:after="0" w:line="240" w:lineRule="auto"/>
-        <w:contextualSpacing/>
-      </w:pPr>
-    </w:p>
-    <w:p>
-      <w:pPr>
-        <w:spacing w:after="120" w:line="240" w:lineRule="auto"/>
+          <w:sz w:val="32"/>
+          <w:szCs w:val="32"/>
+        </w:rPr>
       </w:pPr>
     </w:p>
     <w:sectPr>
-      <w:headerReference w:type="default" r:id="rId9"/>
-      <w:footerReference w:type="default" r:id="rId10"/>
+      <w:headerReference w:type="default" r:id="rId10"/>
+      <w:footerReference w:type="default" r:id="rId11"/>
       <w:pgSz w:w="12240" w:h="15840"/>
       <w:pgMar w:top="720" w:right="720" w:bottom="720" w:left="720" w:header="720" w:footer="720" w:gutter="0"/>
       <w:cols w:space="720"/>
